--- a/Sprint20260907-20260918/HERO-67963_20260918_174348.docx
+++ b/Sprint20260907-20260918/HERO-67963_20260918_174348.docx
@@ -2062,100 +2062,6 @@
           <w:u w:val="none"/>
         </w:rPr>
         <w:t>: HQ Test Environment</w:t>
-      </w:r>
-    </w:p>
-    <w:p>
-      <w:pPr>
-        <w:spacing w:before="200" w:after="120"/>
-      </w:pPr>
-      <w:r>
-        <w:rPr>
-          <w:rFonts w:ascii="Arial" w:hAnsi="Arial" w:eastAsia="Arial" w:cs="Arial"/>
-          <w:b/>
-          <w:color w:val="000000"/>
-          <w:sz w:val="26"/>
-          <w:u w:val="single"/>
-        </w:rPr>
-        <w:t>Appendix</w:t>
-      </w:r>
-    </w:p>
-    <w:p>
-      <w:pPr>
-        <w:spacing w:before="160" w:after="80"/>
-      </w:pPr>
-      <w:r>
-        <w:rPr>
-          <w:rFonts w:ascii="Arial" w:hAnsi="Arial" w:eastAsia="Arial" w:cs="Arial"/>
-          <w:b/>
-          <w:color w:val="001EFF"/>
-          <w:sz w:val="24"/>
-          <w:u w:val="none"/>
-        </w:rPr>
-        <w:t>Acceptance Criteria(from JIRA)</w:t>
-      </w:r>
-    </w:p>
-    <w:p>
-      <w:pPr>
-        <w:spacing w:before="0" w:after="40"/>
-        <w:ind w:left="360" w:hanging="240"/>
-      </w:pPr>
-      <w:r>
-        <w:rPr>
-          <w:rFonts w:ascii="Arial" w:hAnsi="Arial" w:eastAsia="Arial" w:cs="Arial"/>
-          <w:b w:val="0"/>
-          <w:color w:val="000000"/>
-          <w:sz w:val="20"/>
-          <w:u w:val="none"/>
-        </w:rPr>
-        <w:t>1. Enter decimal value for Duty Meal limit settings (User Group Payment Method, Shop, Outlet, or Check); value is accepted and saved exactly as entered and processed correctly throughout POS</w:t>
-      </w:r>
-    </w:p>
-    <w:p>
-      <w:pPr>
-        <w:spacing w:before="0" w:after="40"/>
-        <w:ind w:left="360" w:hanging="240"/>
-      </w:pPr>
-      <w:r>
-        <w:rPr>
-          <w:rFonts w:ascii="Arial" w:hAnsi="Arial" w:eastAsia="Arial" w:cs="Arial"/>
-          <w:b w:val="0"/>
-          <w:color w:val="000000"/>
-          <w:sz w:val="20"/>
-          <w:u w:val="none"/>
-        </w:rPr>
-        <w:t>2. Enter decimal value for On Credit limit settings (User Group Payment Method, Shop, Outlet, or Check); value is accepted and saved exactly as entered and processed correctly throughout POS</w:t>
-      </w:r>
-    </w:p>
-    <w:p>
-      <w:pPr>
-        <w:spacing w:before="0" w:after="40"/>
-        <w:ind w:left="360" w:hanging="240"/>
-      </w:pPr>
-      <w:r>
-        <w:rPr>
-          <w:rFonts w:ascii="Arial" w:hAnsi="Arial" w:eastAsia="Arial" w:cs="Arial"/>
-          <w:b w:val="0"/>
-          <w:color w:val="000000"/>
-          <w:sz w:val="20"/>
-          <w:u w:val="none"/>
-        </w:rPr>
-        <w:t>3. Unrestricted decimal places: value such as 10.999 is saved exactly as entered, matching existing User Group Shop Limit Setting and User Shop Limit Setting</w:t>
-      </w:r>
-    </w:p>
-    <w:p>
-      <w:pPr>
-        <w:spacing w:before="0" w:after="40"/>
-        <w:ind w:left="360" w:hanging="240"/>
-      </w:pPr>
-      <w:r>
-        <w:rPr>
-          <w:rFonts w:ascii="Arial" w:hAnsi="Arial" w:eastAsia="Arial" w:cs="Arial"/>
-          <w:b w:val="0"/>
-          <w:color w:val="000000"/>
-          <w:sz w:val="20"/>
-          <w:u w:val="none"/>
-        </w:rPr>
-        <w:t>4. Existing integer values remain supported; negative values, non-numeric text and zero are rejected</w:t>
       </w:r>
     </w:p>
     <w:sectPr>
